--- a/Python/FMW_titelblad_20260519.docx
+++ b/Python/FMW_titelblad_20260519.docx
@@ -814,7 +814,7 @@
                 <w:rFonts w:ascii="Arial" w:hAnsi="Arial"/>
                 <w:sz w:val="28"/>
               </w:rPr>
-              <w:t>Statistiek deel 2 (tweede kans)</w:t>
+              <w:t>Statistiek deel 2 (derde kans)</w:t>
             </w:r>
           </w:p>
         </w:tc>
